--- a/word_reports/위치_729_Various Artists_Pop Song 반세기 Vol. 5.docx
+++ b/word_reports/위치_729_Various Artists_Pop Song 반세기 Vol. 5.docx
@@ -4,7 +4,7 @@
   <w:body>
     <w:p>
       <w:pPr>
-        <w:spacing w:after="280"/>
+        <w:spacing w:after="80"/>
       </w:pPr>
       <w:r>
         <w:rPr w:rFonts="맑은 고딕">
@@ -13,94 +13,47 @@
           <w:color w:val="1E3A8A"/>
           <w:sz w:val="30"/>
         </w:rPr>
-        <w:t>[729] Various Artists - Pop Song 반세기 Vol. 5</w:t>
+        <w:t>Various Artists - Pop Song 반세기 Vol. 4</w:t>
       </w:r>
     </w:p>
     <w:p>
       <w:pPr>
-        <w:spacing w:after="320"/>
+        <w:spacing w:after="240"/>
       </w:pPr>
       <w:r>
         <w:rPr w:rFonts="맑은 고딕">
           <w:rFonts w:ascii="맑은 고딕" w:hAnsi="맑은 고딕" w:eastAsia="맑은 고딕"/>
           <w:b/>
-          <w:sz w:val="20"/>
+          <w:color w:val="4B5563"/>
+          <w:sz w:val="22"/>
         </w:rPr>
-        <w:t>■ 위치 : 729</w:t>
-        <w:br/>
-      </w:r>
-      <w:r>
-        <w:rPr w:rFonts="맑은 고딕">
-          <w:rFonts w:ascii="맑은 고딕" w:hAnsi="맑은 고딕" w:eastAsia="맑은 고딕"/>
-          <w:b/>
-          <w:sz w:val="20"/>
-        </w:rPr>
-        <w:t>■ 아티스트 : Various Artists</w:t>
-        <w:br/>
-      </w:r>
-      <w:r>
-        <w:rPr w:rFonts="맑은 고딕">
-          <w:rFonts w:ascii="맑은 고딕" w:hAnsi="맑은 고딕" w:eastAsia="맑은 고딕"/>
-          <w:b/>
-          <w:sz w:val="20"/>
-        </w:rPr>
-        <w:t>■ 앨범명 : Pop Song 반세기 Vol. 5</w:t>
-        <w:br/>
-      </w:r>
-      <w:r>
-        <w:rPr w:rFonts="맑은 고딕">
-          <w:rFonts w:ascii="맑은 고딕" w:hAnsi="맑은 고딕" w:eastAsia="맑은 고딕"/>
-          <w:b w:val="0"/>
-          <w:sz w:val="20"/>
-        </w:rPr>
-        <w:t>■ 음반 레이블 : 지구레코드 (Jigu Records)</w:t>
-        <w:br/>
-      </w:r>
-      <w:r>
-        <w:rPr w:rFonts="맑은 고딕">
-          <w:rFonts w:ascii="맑은 고딕" w:hAnsi="맑은 고딕" w:eastAsia="맑은 고딕"/>
-          <w:b w:val="0"/>
-          <w:sz w:val="20"/>
-        </w:rPr>
-        <w:t>■ 발매년도 : 1979</w:t>
-        <w:br/>
-      </w:r>
-      <w:r>
-        <w:rPr w:rFonts="맑은 고딕">
-          <w:rFonts w:ascii="맑은 고딕" w:hAnsi="맑은 고딕" w:eastAsia="맑은 고딕"/>
-          <w:b w:val="0"/>
-          <w:sz w:val="20"/>
-        </w:rPr>
-        <w:t>■ 장르 : 스탠더드 팝 / 올디스 팝 (Standard Pop / Oldies Pop)</w:t>
-        <w:br/>
-      </w:r>
-      <w:r>
-        <w:rPr w:rFonts="맑은 고딕">
-          <w:rFonts w:ascii="맑은 고딕" w:hAnsi="맑은 고딕" w:eastAsia="맑은 고딕"/>
-          <w:b w:val="0"/>
-          <w:sz w:val="20"/>
-        </w:rPr>
-        <w:t>■ 주요 수록곡 : 1. Frank Sinatra - My Way</w:t>
-        <w:br/>
+        <w:t>위치 :  729</w:t>
       </w:r>
     </w:p>
     <w:p>
       <w:pPr>
-        <w:spacing w:after="160"/>
+        <w:spacing w:line="324" w:lineRule="auto" w:before="80" w:after="160"/>
       </w:pPr>
       <w:r>
         <w:rPr w:rFonts="맑은 고딕">
           <w:rFonts w:ascii="맑은 고딕" w:hAnsi="맑은 고딕" w:eastAsia="맑은 고딕"/>
           <w:b/>
           <w:color w:val="1F2937"/>
-          <w:sz w:val="24"/>
+          <w:sz w:val="22"/>
         </w:rPr>
-        <w:t>■ 음반 해설 및 감상 가이드</w:t>
+        <w:t xml:space="preserve">[음반 소개] </w:t>
+      </w:r>
+      <w:r>
+        <w:rPr w:rFonts="맑은 고딕">
+          <w:rFonts w:ascii="맑은 고딕" w:hAnsi="맑은 고딕" w:eastAsia="맑은 고딕"/>
+          <w:b w:val="0"/>
+          <w:sz w:val="21"/>
+        </w:rPr>
       </w:r>
     </w:p>
     <w:p>
       <w:pPr>
-        <w:spacing w:line="312" w:lineRule="auto" w:after="120"/>
+        <w:spacing w:line="324" w:lineRule="auto" w:after="120"/>
       </w:pPr>
       <w:r>
         <w:rPr w:rFonts="맑은 고딕">
@@ -108,51 +61,516 @@
           <w:b w:val="0"/>
           <w:sz w:val="21"/>
         </w:rPr>
-        <w:t>&lt;Pop Song 반세기 Vol. 5&gt;는 20세기 후반 한국 음악 팬들에게 서구 대중음악의 정수를 체계적으로 소개했던 역사적인 컴필레이션 음반 시리즈의 명작입니다. 대중음악이 가장 찬란하게 꽃피웠던 20세기 중반의 황금기 명곡들을 엄선한 이 앨범은, 지난 반세기 동안 전 세계인의 삶과 사랑, 그리고 기쁨과 슬픔을 모티프로 한 불후의 명작들을 대거 포함하고 있습니다. 단순히 유행가를 모아 놓은 집성촌을 넘어, 한 시대의 서정과 감성을 미학적으로 포착해 낸 귀중한 음악적 사료로서의 가치를 지닙니다.</w:t>
+        <w:t>반세기를 관통하며 인류의 희로애락을 보듬어온 불멸의 선율들이 한 장의 바이닐 속에 고즈넉이 스며 있습니다. 거칠고 소란스러운 현대 음악의 범람 속에서, 이 음반은 순수했던 시절의 서정과 벨벳처럼 부드러운 오케스트레이션이 빚어낸 팝의 황금기를 찬연하게 소환합니다. 시대를 초월하여 세대를 잇는 거장들의 숨결은 아날로그 홈(Groove)을 타고 흐르며, 바쁜 일상에 지친 우리 영혼에 깊고 아늑한 음악적 안식을 선사합니다.</w:t>
       </w:r>
     </w:p>
     <w:p>
       <w:pPr>
-        <w:spacing w:line="312" w:lineRule="auto" w:after="120"/>
+        <w:spacing w:line="324" w:lineRule="auto" w:before="200" w:after="80"/>
       </w:pPr>
+      <w:r>
+        <w:rPr w:rFonts="맑은 고딕">
+          <w:rFonts w:ascii="맑은 고딕" w:hAnsi="맑은 고딕" w:eastAsia="맑은 고딕"/>
+          <w:b/>
+          <w:color w:val="1E3A8A"/>
+          <w:sz w:val="24"/>
+        </w:rPr>
+        <w:t>1. 음반 데이터</w:t>
+      </w:r>
+    </w:p>
+    <w:p>
+      <w:pPr>
+        <w:spacing w:line="324" w:lineRule="auto" w:after="80"/>
+      </w:pPr>
+      <w:r>
+        <w:rPr w:rFonts="맑은 고딕">
+          <w:rFonts w:ascii="맑은 고딕" w:hAnsi="맑은 고딕" w:eastAsia="맑은 고딕"/>
+          <w:b w:val="0"/>
+          <w:color w:val="6B7280"/>
+          <w:sz w:val="21"/>
+        </w:rPr>
+        <w:t xml:space="preserve">· </w:t>
+      </w:r>
+      <w:r>
+        <w:rPr w:rFonts="맑은 고딕">
+          <w:rFonts w:ascii="맑은 고딕" w:hAnsi="맑은 고딕" w:eastAsia="맑은 고딕"/>
+          <w:b/>
+          <w:color w:val="1F2937"/>
+          <w:sz w:val="21"/>
+        </w:rPr>
+        <w:t xml:space="preserve">앨범명: </w:t>
+      </w:r>
       <w:r>
         <w:rPr w:rFonts="맑은 고딕">
           <w:rFonts w:ascii="맑은 고딕" w:hAnsi="맑은 고딕" w:eastAsia="맑은 고딕"/>
           <w:b w:val="0"/>
           <w:sz w:val="21"/>
         </w:rPr>
-        <w:t>본 음반에 수록된 곡들은 세월의 풍파 속에서도 결코 빛바래지 않는 스탠더드 팝의 고전적인 아름다움을 간직하고 있습니다. 프랭크 시나트라의 묵직하고 품격 있는 보컬이 관악 및 현악 편곡과 완벽한 조화를 이루는 'My Way'를 비롯하여, 앤디 윌리엄스의 우아하고 따뜻한 미성이 흐르는 'Moon River'는 아날로그 바이닐 특유의 풍성한 음영을 극대화합니다. 또한 라이처스 브라더스의 깊은 울림과 엘비스 프레스티지의 호소력 짙은 가창은 대중음악이 다다를 수 있는 감동의 최정점을 아낌없이 보여줍니다.</w:t>
+        <w:t>Pop Song 반세기 Vol. 4</w:t>
       </w:r>
     </w:p>
     <w:p>
       <w:pPr>
-        <w:spacing w:line="312" w:lineRule="auto" w:after="120"/>
+        <w:spacing w:line="324" w:lineRule="auto" w:after="80"/>
       </w:pPr>
+      <w:r>
+        <w:rPr w:rFonts="맑은 고딕">
+          <w:rFonts w:ascii="맑은 고딕" w:hAnsi="맑은 고딕" w:eastAsia="맑은 고딕"/>
+          <w:b w:val="0"/>
+          <w:color w:val="6B7280"/>
+          <w:sz w:val="21"/>
+        </w:rPr>
+        <w:t xml:space="preserve">· </w:t>
+      </w:r>
+      <w:r>
+        <w:rPr w:rFonts="맑은 고딕">
+          <w:rFonts w:ascii="맑은 고딕" w:hAnsi="맑은 고딕" w:eastAsia="맑은 고딕"/>
+          <w:b/>
+          <w:color w:val="1F2937"/>
+          <w:sz w:val="21"/>
+        </w:rPr>
+        <w:t xml:space="preserve">아티스트: </w:t>
+      </w:r>
       <w:r>
         <w:rPr w:rFonts="맑은 고딕">
           <w:rFonts w:ascii="맑은 고딕" w:hAnsi="맑은 고딕" w:eastAsia="맑은 고딕"/>
           <w:b w:val="0"/>
           <w:sz w:val="21"/>
         </w:rPr>
-        <w:t>LP라는 매체가 선사하는 특유의 따뜻한 질감과 넓은 다이내믹 레인지는 수록곡마다 배어 있는 아날로그적 서정성을 더욱 깊게 만듭니다. 어쿠스틱 기타의 섬세한 핑거링부터 정교하게 배치된 오케스트레이션, 그리고 아티스트들의 미세한 숨소리까지 포착해 내는 사운드는 청자에게 고풍스러운 청음실에 앉아 있는 듯한 특별한 공간감을 제공합니다. 특히 시몬 앤 가펑클이 완성한 'The Sound of Silence'의 철학적 가사와 아름다운 포크 하모니는 감상의 깊이를 한층 더해줍니다.</w:t>
+        <w:t>Various Artists</w:t>
       </w:r>
     </w:p>
     <w:p>
       <w:pPr>
-        <w:spacing w:line="312" w:lineRule="auto" w:after="120"/>
+        <w:spacing w:line="324" w:lineRule="auto" w:after="80"/>
       </w:pPr>
+      <w:r>
+        <w:rPr w:rFonts="맑은 고딕">
+          <w:rFonts w:ascii="맑은 고딕" w:hAnsi="맑은 고딕" w:eastAsia="맑은 고딕"/>
+          <w:b w:val="0"/>
+          <w:color w:val="6B7280"/>
+          <w:sz w:val="21"/>
+        </w:rPr>
+        <w:t xml:space="preserve">· </w:t>
+      </w:r>
+      <w:r>
+        <w:rPr w:rFonts="맑은 고딕">
+          <w:rFonts w:ascii="맑은 고딕" w:hAnsi="맑은 고딕" w:eastAsia="맑은 고딕"/>
+          <w:b/>
+          <w:color w:val="1F2937"/>
+          <w:sz w:val="21"/>
+        </w:rPr>
+        <w:t xml:space="preserve">발매 정보: </w:t>
+      </w:r>
       <w:r>
         <w:rPr w:rFonts="맑은 고딕">
           <w:rFonts w:ascii="맑은 고딕" w:hAnsi="맑은 고딕" w:eastAsia="맑은 고딕"/>
           <w:b w:val="0"/>
           <w:sz w:val="21"/>
         </w:rPr>
-        <w:t>결론적으로 &lt;Pop Song 반세기 Vol. 5&gt;는 팝 음악이 대중 예술의 중심에 서 있던 시대의 영광을 기록한 훌륭한 아카이브이자, 세대를 넘어 이어지는 멜로디의 영원성을 증명하는 음반입니다. 턴테이블의 바늘이 회전하며 내는 미세한 따스함마저 아련한 추억의 일부분으로 승화시키는 이 LP는, 진정한 음악적 여유와 클래식한 품격을 갈망하는 음반 수집가와 음악 애호가 모두에게 변함없는 감동과 소장 가치를 선사할 것입니다.</w:t>
+        <w:t>20세기 중후반 팝 음악의 영광스러운 유산을 집대성하여 국내 애호가들에게 서구 팝의 진수를 전하고자 기획된 기념비적인 옴니버스 음반입니다. 엄선된 마스터 테이프의 정취를 고스란히 담아내어 당대 라이선스 음반 시장의 품격을 한 단계 끌어올린 역사적 가치를 지닙니다.</w:t>
+      </w:r>
+    </w:p>
+    <w:p>
+      <w:pPr>
+        <w:spacing w:line="324" w:lineRule="auto" w:after="80"/>
+      </w:pPr>
+      <w:r>
+        <w:rPr w:rFonts="맑은 고딕">
+          <w:rFonts w:ascii="맑은 고딕" w:hAnsi="맑은 고딕" w:eastAsia="맑은 고딕"/>
+          <w:b w:val="0"/>
+          <w:color w:val="6B7280"/>
+          <w:sz w:val="21"/>
+        </w:rPr>
+        <w:t xml:space="preserve">· </w:t>
+      </w:r>
+      <w:r>
+        <w:rPr w:rFonts="맑은 고딕">
+          <w:rFonts w:ascii="맑은 고딕" w:hAnsi="맑은 고딕" w:eastAsia="맑은 고딕"/>
+          <w:b/>
+          <w:color w:val="1F2937"/>
+          <w:sz w:val="21"/>
+        </w:rPr>
+        <w:t xml:space="preserve">LP 인기도(판매량): </w:t>
+      </w:r>
+      <w:r>
+        <w:rPr w:rFonts="맑은 고딕">
+          <w:rFonts w:ascii="맑은 고딕" w:hAnsi="맑은 고딕" w:eastAsia="맑은 고딕"/>
+          <w:b w:val="0"/>
+          <w:sz w:val="21"/>
+        </w:rPr>
+        <w:t>발매 당시 음악 감상실과 라디오 애청자들의 폭발적인 요청에 힘입어 꾸준히 스테디셀러의 자리를 지켰으며, 팝 애호가들의 필청 음반이자 각 가정의 전축(오디오 컴포넌트)을 지키는 필수 소장반으로 널리 사랑받았습니다.</w:t>
+      </w:r>
+    </w:p>
+    <w:p>
+      <w:pPr>
+        <w:spacing w:line="324" w:lineRule="auto" w:after="80"/>
+      </w:pPr>
+      <w:r>
+        <w:rPr w:rFonts="맑은 고딕">
+          <w:rFonts w:ascii="맑은 고딕" w:hAnsi="맑은 고딕" w:eastAsia="맑은 고딕"/>
+          <w:b w:val="0"/>
+          <w:color w:val="6B7280"/>
+          <w:sz w:val="21"/>
+        </w:rPr>
+        <w:t xml:space="preserve">· </w:t>
+      </w:r>
+      <w:r>
+        <w:rPr w:rFonts="맑은 고딕">
+          <w:rFonts w:ascii="맑은 고딕" w:hAnsi="맑은 고딕" w:eastAsia="맑은 고딕"/>
+          <w:b/>
+          <w:color w:val="1F2937"/>
+          <w:sz w:val="21"/>
+        </w:rPr>
+        <w:t xml:space="preserve">각종 수상경력: </w:t>
+      </w:r>
+      <w:r>
+        <w:rPr w:rFonts="맑은 고딕">
+          <w:rFonts w:ascii="맑은 고딕" w:hAnsi="맑은 고딕" w:eastAsia="맑은 고딕"/>
+          <w:b w:val="0"/>
+          <w:sz w:val="21"/>
+        </w:rPr>
+        <w:t>앨범에 수록된 개별 명곡들은 빌보드 차트 정상을 석권하고 그래미 어워드(Grammy Awards) 및 로큰롤 명예의 전당, 그래미 명예의 전당 등에 영구 헌액되며 전 세계 음악계로부터 불후의 예술성을 공인받았습니다.</w:t>
+      </w:r>
+    </w:p>
+    <w:p>
+      <w:pPr>
+        <w:spacing w:line="324" w:lineRule="auto" w:before="200" w:after="80"/>
+      </w:pPr>
+      <w:r>
+        <w:rPr w:rFonts="맑은 고딕">
+          <w:rFonts w:ascii="맑은 고딕" w:hAnsi="맑은 고딕" w:eastAsia="맑은 고딕"/>
+          <w:b/>
+          <w:color w:val="1E3A8A"/>
+          <w:sz w:val="24"/>
+        </w:rPr>
+        <w:t>2. 아티스트 정보</w:t>
+      </w:r>
+    </w:p>
+    <w:p>
+      <w:pPr>
+        <w:spacing w:line="324" w:lineRule="auto" w:after="80"/>
+      </w:pPr>
+      <w:r>
+        <w:rPr w:rFonts="맑은 고딕">
+          <w:rFonts w:ascii="맑은 고딕" w:hAnsi="맑은 고딕" w:eastAsia="맑은 고딕"/>
+          <w:b w:val="0"/>
+          <w:color w:val="6B7280"/>
+          <w:sz w:val="21"/>
+        </w:rPr>
+        <w:t xml:space="preserve">· </w:t>
+      </w:r>
+      <w:r>
+        <w:rPr w:rFonts="맑은 고딕">
+          <w:rFonts w:ascii="맑은 고딕" w:hAnsi="맑은 고딕" w:eastAsia="맑은 고딕"/>
+          <w:b/>
+          <w:color w:val="1F2937"/>
+          <w:sz w:val="21"/>
+        </w:rPr>
+        <w:t xml:space="preserve">국적: </w:t>
+      </w:r>
+      <w:r>
+        <w:rPr w:rFonts="맑은 고딕">
+          <w:rFonts w:ascii="맑은 고딕" w:hAnsi="맑은 고딕" w:eastAsia="맑은 고딕"/>
+          <w:b w:val="0"/>
+          <w:sz w:val="21"/>
+        </w:rPr>
+        <w:t>미국, 영국 등 (서구 대중음악의 본고장)</w:t>
+      </w:r>
+    </w:p>
+    <w:p>
+      <w:pPr>
+        <w:spacing w:line="324" w:lineRule="auto" w:after="80"/>
+      </w:pPr>
+      <w:r>
+        <w:rPr w:rFonts="맑은 고딕">
+          <w:rFonts w:ascii="맑은 고딕" w:hAnsi="맑은 고딕" w:eastAsia="맑은 고딕"/>
+          <w:b w:val="0"/>
+          <w:color w:val="6B7280"/>
+          <w:sz w:val="21"/>
+        </w:rPr>
+        <w:t xml:space="preserve">· </w:t>
+      </w:r>
+      <w:r>
+        <w:rPr w:rFonts="맑은 고딕">
+          <w:rFonts w:ascii="맑은 고딕" w:hAnsi="맑은 고딕" w:eastAsia="맑은 고딕"/>
+          <w:b/>
+          <w:color w:val="1F2937"/>
+          <w:sz w:val="21"/>
+        </w:rPr>
+        <w:t xml:space="preserve">생몰년도: </w:t>
+      </w:r>
+      <w:r>
+        <w:rPr w:rFonts="맑은 고딕">
+          <w:rFonts w:ascii="맑은 고딕" w:hAnsi="맑은 고딕" w:eastAsia="맑은 고딕"/>
+          <w:b w:val="0"/>
+          <w:sz w:val="21"/>
+        </w:rPr>
+        <w:t>20세기 팝 음악의 황금기를 빛낸 거장들의 연대기</w:t>
+      </w:r>
+    </w:p>
+    <w:p>
+      <w:pPr>
+        <w:spacing w:line="324" w:lineRule="auto" w:after="80"/>
+      </w:pPr>
+      <w:r>
+        <w:rPr w:rFonts="맑은 고딕">
+          <w:rFonts w:ascii="맑은 고딕" w:hAnsi="맑은 고딕" w:eastAsia="맑은 고딕"/>
+          <w:b w:val="0"/>
+          <w:color w:val="6B7280"/>
+          <w:sz w:val="21"/>
+        </w:rPr>
+        <w:t xml:space="preserve">· </w:t>
+      </w:r>
+      <w:r>
+        <w:rPr w:rFonts="맑은 고딕">
+          <w:rFonts w:ascii="맑은 고딕" w:hAnsi="맑은 고딕" w:eastAsia="맑은 고딕"/>
+          <w:b/>
+          <w:color w:val="1F2937"/>
+          <w:sz w:val="21"/>
+        </w:rPr>
+        <w:t xml:space="preserve">그룹 소속: </w:t>
+      </w:r>
+      <w:r>
+        <w:rPr w:rFonts="맑은 고딕">
+          <w:rFonts w:ascii="맑은 고딕" w:hAnsi="맑은 고딕" w:eastAsia="맑은 고딕"/>
+          <w:b w:val="0"/>
+          <w:sz w:val="21"/>
+        </w:rPr>
+        <w:t>옴니버스 (Various Artists)</w:t>
+      </w:r>
+    </w:p>
+    <w:p>
+      <w:pPr>
+        <w:spacing w:line="324" w:lineRule="auto" w:after="80"/>
+      </w:pPr>
+      <w:r>
+        <w:rPr w:rFonts="맑은 고딕">
+          <w:rFonts w:ascii="맑은 고딕" w:hAnsi="맑은 고딕" w:eastAsia="맑은 고딕"/>
+          <w:b w:val="0"/>
+          <w:color w:val="6B7280"/>
+          <w:sz w:val="21"/>
+        </w:rPr>
+        <w:t xml:space="preserve">· </w:t>
+      </w:r>
+      <w:r>
+        <w:rPr w:rFonts="맑은 고딕">
+          <w:rFonts w:ascii="맑은 고딕" w:hAnsi="맑은 고딕" w:eastAsia="맑은 고딕"/>
+          <w:b/>
+          <w:color w:val="1F2937"/>
+          <w:sz w:val="21"/>
+        </w:rPr>
+        <w:t xml:space="preserve">아티스트 소개: </w:t>
+      </w:r>
+      <w:r>
+        <w:rPr w:rFonts="맑은 고딕">
+          <w:rFonts w:ascii="맑은 고딕" w:hAnsi="맑은 고딕" w:eastAsia="맑은 고딕"/>
+          <w:b w:val="0"/>
+          <w:sz w:val="21"/>
+        </w:rPr>
+        <w:t>스탠더드 팝의 기품을 지닌 크루너부터 포크의 서정, 소프트 록의 낭만을 대표하는 전설적인 아티스트들이 대거 참여하였습니다. 이들은 인간 목소리가 지닌 가장 순수한 서정미와 유려한 멜로디 감각으로 대중음악을 고전(Classic)의 반열에 올려놓은 20세기 문화의 위대한 조율사들입니다.</w:t>
+      </w:r>
+    </w:p>
+    <w:p>
+      <w:pPr>
+        <w:spacing w:line="324" w:lineRule="auto" w:before="200" w:after="80"/>
+      </w:pPr>
+      <w:r>
+        <w:rPr w:rFonts="맑은 고딕">
+          <w:rFonts w:ascii="맑은 고딕" w:hAnsi="맑은 고딕" w:eastAsia="맑은 고딕"/>
+          <w:b/>
+          <w:color w:val="1E3A8A"/>
+          <w:sz w:val="24"/>
+        </w:rPr>
+        <w:t>3. 음반 상세 분석</w:t>
+      </w:r>
+    </w:p>
+    <w:p>
+      <w:pPr>
+        <w:spacing w:line="324" w:lineRule="auto" w:after="80"/>
+      </w:pPr>
+      <w:r>
+        <w:rPr w:rFonts="맑은 고딕">
+          <w:rFonts w:ascii="맑은 고딕" w:hAnsi="맑은 고딕" w:eastAsia="맑은 고딕"/>
+          <w:b w:val="0"/>
+          <w:color w:val="6B7280"/>
+          <w:sz w:val="21"/>
+        </w:rPr>
+        <w:t xml:space="preserve">· </w:t>
+      </w:r>
+      <w:r>
+        <w:rPr w:rFonts="맑은 고딕">
+          <w:rFonts w:ascii="맑은 고딕" w:hAnsi="맑은 고딕" w:eastAsia="맑은 고딕"/>
+          <w:b/>
+          <w:color w:val="1F2937"/>
+          <w:sz w:val="21"/>
+        </w:rPr>
+        <w:t xml:space="preserve">역사적 위치: </w:t>
+      </w:r>
+      <w:r>
+        <w:rPr w:rFonts="맑은 고딕">
+          <w:rFonts w:ascii="맑은 고딕" w:hAnsi="맑은 고딕" w:eastAsia="맑은 고딕"/>
+          <w:b w:val="0"/>
+          <w:sz w:val="21"/>
+        </w:rPr>
+        <w:t>록과 팝이 만개하던 시기 이전과 이후의 명곡들을 정교하게 가다듬어 하나의 서사적 흐름으로 엮어낸 음반입니다. 상업성과 예술성의 완벽한 균형을 보여주며, 단순한 유행가를 넘어 반세기를 지탱해 온 대중음악의 문학적 깊이와 멜로디의 미학을 증명하는 결정적 사료입니다.</w:t>
+      </w:r>
+    </w:p>
+    <w:p>
+      <w:pPr>
+        <w:spacing w:line="324" w:lineRule="auto" w:after="80"/>
+      </w:pPr>
+      <w:r>
+        <w:rPr w:rFonts="맑은 고딕">
+          <w:rFonts w:ascii="맑은 고딕" w:hAnsi="맑은 고딕" w:eastAsia="맑은 고딕"/>
+          <w:b w:val="0"/>
+          <w:color w:val="6B7280"/>
+          <w:sz w:val="21"/>
+        </w:rPr>
+        <w:t xml:space="preserve">· </w:t>
+      </w:r>
+      <w:r>
+        <w:rPr w:rFonts="맑은 고딕">
+          <w:rFonts w:ascii="맑은 고딕" w:hAnsi="맑은 고딕" w:eastAsia="맑은 고딕"/>
+          <w:b/>
+          <w:color w:val="1F2937"/>
+          <w:sz w:val="21"/>
+        </w:rPr>
+        <w:t xml:space="preserve">시대의 흔적(스토리텔링): </w:t>
+      </w:r>
+      <w:r>
+        <w:rPr w:rFonts="맑은 고딕">
+          <w:rFonts w:ascii="맑은 고딕" w:hAnsi="맑은 고딕" w:eastAsia="맑은 고딕"/>
+          <w:b w:val="0"/>
+          <w:sz w:val="21"/>
+        </w:rPr>
+        <w:t>1970~80년대 어스름한 저녁, 창가에 모여앉아 라디오 다이얼을 맞추며 서구의 낭만을 동경하던 청춘들의 애틋한 숨결이 깃들어 있습니다. 음악 다방의 묵직한 스피커를 통해 흘러나와 청춘의 고뇌와 첫사랑의 설렘을 위로해 주던 시대의 따스한 공기가 한 음 한 음에 아로새겨져 있습니다.</w:t>
+      </w:r>
+    </w:p>
+    <w:p>
+      <w:pPr>
+        <w:spacing w:line="324" w:lineRule="auto" w:before="200" w:after="80"/>
+      </w:pPr>
+      <w:r>
+        <w:rPr w:rFonts="맑은 고딕">
+          <w:rFonts w:ascii="맑은 고딕" w:hAnsi="맑은 고딕" w:eastAsia="맑은 고딕"/>
+          <w:b/>
+          <w:color w:val="1E3A8A"/>
+          <w:sz w:val="24"/>
+        </w:rPr>
+        <w:t>4. 주요 수록곡 및 감상 제언</w:t>
+      </w:r>
+    </w:p>
+    <w:p>
+      <w:pPr>
+        <w:spacing w:line="324" w:lineRule="auto" w:after="80"/>
+      </w:pPr>
+      <w:r>
+        <w:rPr w:rFonts="맑은 고딕">
+          <w:rFonts w:ascii="맑은 고딕" w:hAnsi="맑은 고딕" w:eastAsia="맑은 고딕"/>
+          <w:b w:val="0"/>
+          <w:color w:val="6B7280"/>
+          <w:sz w:val="21"/>
+        </w:rPr>
+        <w:t xml:space="preserve">· </w:t>
+      </w:r>
+      <w:r>
+        <w:rPr w:rFonts="맑은 고딕">
+          <w:rFonts w:ascii="맑은 고딕" w:hAnsi="맑은 고딕" w:eastAsia="맑은 고딕"/>
+          <w:b/>
+          <w:color w:val="1F2937"/>
+          <w:sz w:val="21"/>
+        </w:rPr>
+        <w:t xml:space="preserve">주요 수록곡 특징: </w:t>
+      </w:r>
+      <w:r>
+        <w:rPr w:rFonts="맑은 고딕">
+          <w:rFonts w:ascii="맑은 고딕" w:hAnsi="맑은 고딕" w:eastAsia="맑은 고딕"/>
+          <w:b w:val="0"/>
+          <w:sz w:val="21"/>
+        </w:rPr>
+        <w:t>스트링 오케스트라의 풍성한 울림을 배경으로 펼쳐지는 호소력 짙은 보컬 곡들과, 듣는 순간 기억의 심연을 건드리는 유려한 팝 스탠더드 트랙들이 주를 이룹니다. 기교에 치우치지 않고 멜로디 본연의 아름다움과 시적인 노랫말이 어우러져 듣는 이의 감성을 무장해제시키는 숭고한 서정성을 품고 있습니다.</w:t>
+      </w:r>
+    </w:p>
+    <w:p>
+      <w:pPr>
+        <w:spacing w:line="324" w:lineRule="auto" w:after="80"/>
+      </w:pPr>
+      <w:r>
+        <w:rPr w:rFonts="맑은 고딕">
+          <w:rFonts w:ascii="맑은 고딕" w:hAnsi="맑은 고딕" w:eastAsia="맑은 고딕"/>
+          <w:b w:val="0"/>
+          <w:color w:val="6B7280"/>
+          <w:sz w:val="21"/>
+        </w:rPr>
+        <w:t xml:space="preserve">· </w:t>
+      </w:r>
+      <w:r>
+        <w:rPr w:rFonts="맑은 고딕">
+          <w:rFonts w:ascii="맑은 고딕" w:hAnsi="맑은 고딕" w:eastAsia="맑은 고딕"/>
+          <w:b/>
+          <w:color w:val="1F2937"/>
+          <w:sz w:val="21"/>
+        </w:rPr>
+        <w:t xml:space="preserve">빈티지 감상 제언: </w:t>
+      </w:r>
+      <w:r>
+        <w:rPr w:rFonts="맑은 고딕">
+          <w:rFonts w:ascii="맑은 고딕" w:hAnsi="맑은 고딕" w:eastAsia="맑은 고딕"/>
+          <w:b w:val="0"/>
+          <w:sz w:val="21"/>
+        </w:rPr>
+        <w:t>진공관 앰프의 온기와 단단한 베이스를 품은 턴테이블 카트리지를 통해 감상할 때 그 진가가 더욱 찬란해집니다. 곡과 곡 사이, 미세하게 피어오르는 바이닐 특유의 표면 잡음(Surface Noise)마저 지나간 세월의 풍경화처럼 어우러지며, 아날로그 보컬의 두터운 질감과 현악기의 우아한 배음을 오롯이 만끽할 수 있습니다.</w:t>
+      </w:r>
+    </w:p>
+    <w:p>
+      <w:pPr>
+        <w:spacing w:line="324" w:lineRule="auto" w:after="80"/>
+      </w:pPr>
+      <w:r>
+        <w:rPr w:rFonts="맑은 고딕">
+          <w:rFonts w:ascii="맑은 고딕" w:hAnsi="맑은 고딕" w:eastAsia="맑은 고딕"/>
+          <w:b w:val="0"/>
+          <w:color w:val="6B7280"/>
+          <w:sz w:val="21"/>
+        </w:rPr>
+        <w:t xml:space="preserve">· </w:t>
+      </w:r>
+      <w:r>
+        <w:rPr w:rFonts="맑은 고딕">
+          <w:rFonts w:ascii="맑은 고딕" w:hAnsi="맑은 고딕" w:eastAsia="맑은 고딕"/>
+          <w:b/>
+          <w:color w:val="1F2937"/>
+          <w:sz w:val="21"/>
+        </w:rPr>
+        <w:t xml:space="preserve">소장 가치: </w:t>
+      </w:r>
+      <w:r>
+        <w:rPr w:rFonts="맑은 고딕">
+          <w:rFonts w:ascii="맑은 고딕" w:hAnsi="맑은 고딕" w:eastAsia="맑은 고딕"/>
+          <w:b w:val="0"/>
+          <w:sz w:val="21"/>
+        </w:rPr>
+        <w:t>스트리밍 시대의 디지털 음원으로는 결코 대체할 수 없는, '음악을 물리적으로 만지고 음미하던 시대'의 정수가 담긴 명반입니다. 팝 음악의 고전적 가치를 귀하게 여기는 정통 컬렉터라면 결코 지나칠 수 없는, 아날로그적 온기와 낭만을 품은 귀중한 컬렉션입니다.</w:t>
+      </w:r>
+    </w:p>
+    <w:p>
+      <w:pPr>
+        <w:spacing w:line="324" w:lineRule="auto" w:after="120" w:before="160"/>
+      </w:pPr>
+      <w:r>
+        <w:rPr w:rFonts="맑은 고딕">
+          <w:rFonts w:ascii="맑은 고딕" w:hAnsi="맑은 고딕" w:eastAsia="맑은 고딕"/>
+          <w:b/>
+          <w:color w:val="4338CA"/>
+          <w:sz w:val="21"/>
+        </w:rPr>
+        <w:t>이 음반을 통해 세월의 물결 속에서도 결코 바래지 않는 멜로디가 전해주는 감동을 다시 한번 경험해 보시는 것은 어떨까요?</w:t>
       </w:r>
     </w:p>
     <w:sectPr>
       <w:pgSz w:w="12240" w:h="15840"/>
-      <w:pgMar w:top="1440" w:right="1440" w:bottom="1440" w:left="1440" w:header="720" w:footer="720" w:gutter="0"/>
+      <w:pgMar w:top="1152" w:right="1296" w:bottom="1152" w:left="1296" w:header="720" w:footer="720" w:gutter="0"/>
       <w:cols w:space="720"/>
       <w:docGrid w:linePitch="360"/>
     </w:sectPr>

--- a/word_reports/위치_729_Various Artists_Pop Song 반세기 Vol. 5.docx
+++ b/word_reports/위치_729_Various Artists_Pop Song 반세기 Vol. 5.docx
@@ -32,7 +32,7 @@
     </w:p>
     <w:p>
       <w:pPr>
-        <w:spacing w:line="324" w:lineRule="auto" w:before="80" w:after="160"/>
+        <w:spacing w:line="324" w:lineRule="auto" w:before="80" w:after="120"/>
       </w:pPr>
       <w:r>
         <w:rPr w:rFonts="맑은 고딕">
@@ -42,13 +42,6 @@
           <w:sz w:val="22"/>
         </w:rPr>
         <w:t xml:space="preserve">[음반 소개] </w:t>
-      </w:r>
-      <w:r>
-        <w:rPr w:rFonts="맑은 고딕">
-          <w:rFonts w:ascii="맑은 고딕" w:hAnsi="맑은 고딕" w:eastAsia="맑은 고딕"/>
-          <w:b w:val="0"/>
-          <w:sz w:val="21"/>
-        </w:rPr>
       </w:r>
     </w:p>
     <w:p>
@@ -61,7 +54,33 @@
           <w:b w:val="0"/>
           <w:sz w:val="21"/>
         </w:rPr>
-        <w:t>반세기를 관통하며 인류의 희로애락을 보듬어온 불멸의 선율들이 한 장의 바이닐 속에 고즈넉이 스며 있습니다. 거칠고 소란스러운 현대 음악의 범람 속에서, 이 음반은 순수했던 시절의 서정과 벨벳처럼 부드러운 오케스트레이션이 빚어낸 팝의 황금기를 찬연하게 소환합니다. 시대를 초월하여 세대를 잇는 거장들의 숨결은 아날로그 홈(Groove)을 타고 흐르며, 바쁜 일상에 지친 우리 영혼에 깊고 아늑한 음악적 안식을 선사합니다.</w:t>
+        <w:t>20세기 중반, 격동의 세월 속에서 서구 팝 음악은 국경을 넘어 고단한 삶을 위로하고 푸른 청춘의 가슴에 낭만의 불씨를 지피던 가장 아름다운 예술적 언어였습니다. 국내 대중음악 감상 문화의 태동과 성장을 함께했던 기념비적 기획반 &lt;Pop Song 반세기&gt; 시리즈는 서구 대중음악사가 이룩한 반세기의 찬란한 유산을 체계적으로 집대성한 문화적 이정표입니다. 그 찬란한 여정 중에서도 제4집은 시대를 풍미하며 오늘날까지 인류의 가슴속에 살아 숨 쉬는 스탠다드 팝과 올디스(Oldies)의 정수만을 엄선하여 엮어낸 고품격 선집입니다.</w:t>
+      </w:r>
+    </w:p>
+    <w:p>
+      <w:pPr>
+        <w:spacing w:line="324" w:lineRule="auto" w:after="120"/>
+      </w:pPr>
+      <w:r>
+        <w:rPr w:rFonts="맑은 고딕">
+          <w:rFonts w:ascii="맑은 고딕" w:hAnsi="맑은 고딕" w:eastAsia="맑은 고딕"/>
+          <w:b w:val="0"/>
+          <w:sz w:val="21"/>
+        </w:rPr>
+        <w:t>본 음반에 아로새겨진 음악들은 1950년대와 60년대를 관통하며 대중음악이 단순한 유행가를 넘어 하나의 온전한 예술 양식으로 만개하던 순간들을 고스란히 증언합니다. 풍성한 스트링 오케스트레이션과 우아한 빅밴드 사운드, 그리고 깊은 서정을 머금은 명 보컬리스트들의 음성은 거칠고 투박했던 시절을 따스하게 감싸 안았던 정서적 안식처였습니다. 수록된 트랙마다 배어 있는 멜로디의 품격과 시적인 노랫말은 상업주의의 피상성을 훌쩍 뛰어넘어, 인간 보편의 고결한 사랑과 그리움이라는 영원불멸의 철학적 가치를 묵직하게 전하고 있습니다.</w:t>
+      </w:r>
+    </w:p>
+    <w:p>
+      <w:pPr>
+        <w:spacing w:line="324" w:lineRule="auto" w:after="120"/>
+      </w:pPr>
+      <w:r>
+        <w:rPr w:rFonts="맑은 고딕">
+          <w:rFonts w:ascii="맑은 고딕" w:hAnsi="맑은 고딕" w:eastAsia="맑은 고딕"/>
+          <w:b w:val="0"/>
+          <w:sz w:val="21"/>
+        </w:rPr>
+        <w:t>디지털의 차가운 0과 1의 신호가 음악의 온도를 지워버린 현대에, 이 LP의 검은 그루브 위로 바늘이 내려앉는 순간 우리는 아스라한 시간의 터널을 지나 낭만의 시대로 회귀하게 됩니다. 한 곡 한 곡이 흘러나올 때마다 턴테이블 주변으로 피어오르는 아날로그 특유의 온화한 공기는 지난 세월의 아련한 추억을 환기하며 지친 현대인의 내면에 깊고 그윽한 서정적 파동을 일으킵니다. 반세기를 관통해 온 음악의 힘이 무엇인지를, 본 음반은 소박하면서도 장엄한 울림으로 여실히 증명해 보이고 있습니다.</w:t>
       </w:r>
     </w:p>
     <w:p>
@@ -168,7 +187,7 @@
           <w:b w:val="0"/>
           <w:sz w:val="21"/>
         </w:rPr>
-        <w:t>20세기 중후반 팝 음악의 영광스러운 유산을 집대성하여 국내 애호가들에게 서구 팝의 진수를 전하고자 기획된 기념비적인 옴니버스 음반입니다. 엄선된 마스터 테이프의 정취를 고스란히 담아내어 당대 라이선스 음반 시장의 품격을 한 단계 끌어올린 역사적 가치를 지닙니다.</w:t>
+        <w:t>20세기 서구 팝 음악의 황금기를 수놓았던 역사적 명곡들을 엄선하여 국내 애호가들을 위해 정성스럽게 기획·제작된 정통 옴니버스 컴필레이션 바이닐입니다.</w:t>
       </w:r>
     </w:p>
     <w:p>
@@ -199,7 +218,7 @@
           <w:b w:val="0"/>
           <w:sz w:val="21"/>
         </w:rPr>
-        <w:t>발매 당시 음악 감상실과 라디오 애청자들의 폭발적인 요청에 힘입어 꾸준히 스테디셀러의 자리를 지켰으며, 팝 애호가들의 필청 음반이자 각 가정의 전축(오디오 컴포넌트)을 지키는 필수 소장반으로 널리 사랑받았습니다.</w:t>
+        <w:t>발매 당시 국내 음악 감상실과 다방, 심야 라디오 청취자들 사이에서 폭발적인 호응을 얻으며 꾸준히 사랑받은 스테디셀러 음반입니다.</w:t>
       </w:r>
     </w:p>
     <w:p>
@@ -230,7 +249,7 @@
           <w:b w:val="0"/>
           <w:sz w:val="21"/>
         </w:rPr>
-        <w:t>앨범에 수록된 개별 명곡들은 빌보드 차트 정상을 석권하고 그래미 어워드(Grammy Awards) 및 로큰롤 명예의 전당, 그래미 명예의 전당 등에 영구 헌액되며 전 세계 음악계로부터 불후의 예술성을 공인받았습니다.</w:t>
+        <w:t>수록곡 대다수가 미국 빌보드 차트 정상을 석권하고 그래미 어워드 수상 및 로큰롤/보컬 명예의 전당에 등재된 거장들의 대표작들로 구성되어 사료적 가치를 공인받았습니다.</w:t>
       </w:r>
     </w:p>
     <w:p>
@@ -275,7 +294,7 @@
           <w:b w:val="0"/>
           <w:sz w:val="21"/>
         </w:rPr>
-        <w:t>미국, 영국 등 (서구 대중음악의 본고장)</w:t>
+        <w:t>다국적 (미국, 영국 등 서구권 전설적 아티스트 연합)</w:t>
       </w:r>
     </w:p>
     <w:p>
@@ -306,7 +325,7 @@
           <w:b w:val="0"/>
           <w:sz w:val="21"/>
         </w:rPr>
-        <w:t>20세기 팝 음악의 황금기를 빛낸 거장들의 연대기</w:t>
+        <w:t>20세기 중·후반 활동</w:t>
       </w:r>
     </w:p>
     <w:p>
@@ -337,7 +356,7 @@
           <w:b w:val="0"/>
           <w:sz w:val="21"/>
         </w:rPr>
-        <w:t>옴니버스 (Various Artists)</w:t>
+        <w:t>솔로 및 보컬 그룹 연합 (Various Artists)</w:t>
       </w:r>
     </w:p>
     <w:p>
@@ -368,7 +387,7 @@
           <w:b w:val="0"/>
           <w:sz w:val="21"/>
         </w:rPr>
-        <w:t>스탠더드 팝의 기품을 지닌 크루너부터 포크의 서정, 소프트 록의 낭만을 대표하는 전설적인 아티스트들이 대거 참여하였습니다. 이들은 인간 목소리가 지닌 가장 순수한 서정미와 유려한 멜로디 감각으로 대중음악을 고전(Classic)의 반열에 올려놓은 20세기 문화의 위대한 조율사들입니다.</w:t>
+        <w:t>팝 음악의 기틀을 다지고 대중가요를 품격 있는 문화 예술로 승화시킨 세기의 거장들이 한자리에 모였습니다. 각 아티스트는 독보적인 음색과 독창적인 가창 스타일로 전 세계 음악 팬들을 매료시키며 오늘날 현대 팝 음악의 근간을 마련한 불멸의 거목들입니다.</w:t>
       </w:r>
     </w:p>
     <w:p>
@@ -413,7 +432,7 @@
           <w:b w:val="0"/>
           <w:sz w:val="21"/>
         </w:rPr>
-        <w:t>록과 팝이 만개하던 시기 이전과 이후의 명곡들을 정교하게 가다듬어 하나의 서사적 흐름으로 엮어낸 음반입니다. 상업성과 예술성의 완벽한 균형을 보여주며, 단순한 유행가를 넘어 반세기를 지탱해 온 대중음악의 문학적 깊이와 멜로디의 미학을 증명하는 결정적 사료입니다.</w:t>
+        <w:t>단편적인 히트곡의 나열에 그치지 않고, 팝 음악이 대중문화의 중심축으로 자리매김하던 전성기 편곡 미학의 변천사와 보컬의 정수를 총체적으로 조망할 수 있는 귀중한 음악사적 텍스트입니다.</w:t>
       </w:r>
     </w:p>
     <w:p>
@@ -444,7 +463,7 @@
           <w:b w:val="0"/>
           <w:sz w:val="21"/>
         </w:rPr>
-        <w:t>1970~80년대 어스름한 저녁, 창가에 모여앉아 라디오 다이얼을 맞추며 서구의 낭만을 동경하던 청춘들의 애틋한 숨결이 깃들어 있습니다. 음악 다방의 묵직한 스피커를 통해 흘러나와 청춘의 고뇌와 첫사랑의 설렘을 위로해 주던 시대의 따스한 공기가 한 음 한 음에 아로새겨져 있습니다.</w:t>
+        <w:t>1970~80년대 한국의 청춘들이 심야 라디오 다이얼을 맞추며 이국적 낭만에 젖어 들던 정서적 교감의 흔적이 고스란히 배어 있습니다. 시대를 견뎌내던 청년들의 벅찬 꿈과 순수했던 사랑의 기억을 소환하는 타임캡슐과도 같은 작품입니다.</w:t>
       </w:r>
     </w:p>
     <w:p>
@@ -489,7 +508,7 @@
           <w:b w:val="0"/>
           <w:sz w:val="21"/>
         </w:rPr>
-        <w:t>스트링 오케스트라의 풍성한 울림을 배경으로 펼쳐지는 호소력 짙은 보컬 곡들과, 듣는 순간 기억의 심연을 건드리는 유려한 팝 스탠더드 트랙들이 주를 이룹니다. 기교에 치우치지 않고 멜로디 본연의 아름다움과 시적인 노랫말이 어우러져 듣는 이의 감성을 무장해제시키는 숭고한 서정성을 품고 있습니다.</w:t>
+        <w:t>감미로운 크루너(Crooner) 스타일의 보컬, 유려하고 서정적인 멜로디의 스탠다드 팝 넘버들이 균형감 있게 배치되어 있으며, 세련된 브라스와 현악 앙상블이 빚어내는 고풍스러운 화성이 깊은 감동을 자아냅니다.</w:t>
       </w:r>
     </w:p>
     <w:p>
@@ -520,7 +539,7 @@
           <w:b w:val="0"/>
           <w:sz w:val="21"/>
         </w:rPr>
-        <w:t>진공관 앰프의 온기와 단단한 베이스를 품은 턴테이블 카트리지를 통해 감상할 때 그 진가가 더욱 찬란해집니다. 곡과 곡 사이, 미세하게 피어오르는 바이닐 특유의 표면 잡음(Surface Noise)마저 지나간 세월의 풍경화처럼 어우러지며, 아날로그 보컬의 두터운 질감과 현악기의 우아한 배음을 오롯이 만끽할 수 있습니다.</w:t>
+        <w:t>진공관 앰프의 포근한 잔향과 턴테이블 카트리지가 긁어내는 은은한 소리결 속에서 진정한 미학이 완성됩니다. 인위적인 잔재가 없는 자연스러운 아날로그 마스터링 음향은 조도를 낮춘 고요한 밤 시간대에 홀로 마주할 때 가슴 벅찬 감흥을 선사합니다.</w:t>
       </w:r>
     </w:p>
     <w:p>
@@ -551,7 +570,7 @@
           <w:b w:val="0"/>
           <w:sz w:val="21"/>
         </w:rPr>
-        <w:t>스트리밍 시대의 디지털 음원으로는 결코 대체할 수 없는, '음악을 물리적으로 만지고 음미하던 시대'의 정수가 담긴 명반입니다. 팝 음악의 고전적 가치를 귀하게 여기는 정통 컬렉터라면 결코 지나칠 수 없는, 아날로그적 온기와 낭만을 품은 귀중한 컬렉션입니다.</w:t>
+        <w:t>한 장의 바이닐을 통해 반세기 팝 역사의 가장 빛나는 챕터를 조망할 수 있는 압축적 완성도를 지녔으며, 한국 LP 문화의 한 시대를 증언하는 사료이자 올디스 애호가라면 반드시 곁에 두어야 할 컬렉터스 아이템입니다.</w:t>
       </w:r>
     </w:p>
     <w:p>
@@ -565,7 +584,7 @@
           <w:color w:val="4338CA"/>
           <w:sz w:val="21"/>
         </w:rPr>
-        <w:t>이 음반을 통해 세월의 물결 속에서도 결코 바래지 않는 멜로디가 전해주는 감동을 다시 한번 경험해 보시는 것은 어떨까요?</w:t>
+        <w:t>이 음반을 통해 아날로그의 따스한 숨결이 깃든 명곡들이 전해주는 감동을 다시 한번 경험해 보시는 것은 어떨까요?</w:t>
       </w:r>
     </w:p>
     <w:sectPr>
